--- a/docs/content/review/review_lecture.docx
+++ b/docs/content/review/review_lecture.docx
@@ -4360,6 +4360,8 @@
     </w:p>
     <w:bookmarkEnd w:id="48"/>
     <w:sectPr>
+      <w:pgSz w:h="15840" w:w="12240"/>
+      <w:pgMar w:bottom="720" w:footer="360" w:gutter="0" w:header="360" w:left="1008" w:right="720" w:top="720"/>
       <w:footnotePr>
         <w:numRestart w:val="eachSect"/>
       </w:footnotePr>
@@ -4733,7 +4735,7 @@
     </w:rPrDefault>
     <w:pPrDefault>
       <w:pPr>
-        <w:spacing w:after="100"/>
+        <w:spacing w:after="100" w:before="0"/>
       </w:pPr>
     </w:pPrDefault>
   </w:docDefaults>
@@ -4748,7 +4750,7 @@
     <w:link w:val="BodyTextChar"/>
     <w:qFormat/>
     <w:pPr>
-      <w:spacing w:after="90" w:before="90"/>
+      <w:spacing w:after="90" w:before="0"/>
     </w:pPr>
   </w:style>
   <w:style w:customStyle="1" w:styleId="FirstParagraph" w:type="paragraph">
@@ -4762,7 +4764,7 @@
     <w:basedOn w:val="BodyText"/>
     <w:qFormat/>
     <w:pPr>
-      <w:spacing w:after="20" w:before="20"/>
+      <w:spacing w:after="20" w:before="0"/>
     </w:pPr>
   </w:style>
   <w:style w:styleId="Title" w:type="paragraph">
@@ -4774,7 +4776,7 @@
     <w:qFormat/>
     <w:rsid w:val="00A10FD9"/>
     <w:pPr>
-      <w:spacing w:after="60" w:line="240" w:lineRule="auto"/>
+      <w:spacing w:after="60" w:before="0" w:line="240" w:lineRule="auto"/>
       <w:contextualSpacing/>
       <w:jc w:val="center"/>
     </w:pPr>
@@ -4805,6 +4807,7 @@
     <w:qFormat/>
     <w:rsid w:val="00A10FD9"/>
     <w:pPr>
+      <w:spacing w:before="0"/>
       <w:numPr>
         <w:ilvl w:val="1"/>
       </w:numPr>
@@ -4836,6 +4839,7 @@
     <w:next w:val="BodyText"/>
     <w:qFormat/>
     <w:pPr>
+      <w:spacing w:before="0"/>
       <w:keepNext/>
       <w:keepLines/>
     </w:pPr>
@@ -4850,6 +4854,7 @@
     <w:next w:val="BodyText"/>
     <w:qFormat/>
     <w:pPr>
+      <w:spacing w:before="0"/>
       <w:keepNext/>
       <w:keepLines/>
     </w:pPr>
@@ -4866,7 +4871,7 @@
     <w:pPr>
       <w:keepNext/>
       <w:keepLines/>
-      <w:spacing w:after="0" w:before="300"/>
+      <w:spacing w:after="0" w:before="0"/>
       <w:jc w:val="center"/>
     </w:pPr>
     <w:rPr>
@@ -4883,7 +4888,7 @@
     <w:pPr>
       <w:keepNext/>
       <w:keepLines/>
-      <w:spacing w:after="300" w:before="100"/>
+      <w:spacing w:after="300" w:before="0"/>
     </w:pPr>
     <w:rPr>
       <w:sz w:val="20"/>
@@ -4909,7 +4914,7 @@
     <w:pPr>
       <w:keepNext/>
       <w:keepLines/>
-      <w:spacing w:after="60" w:before="200"/>
+      <w:spacing w:after="60" w:before="120"/>
       <w:outlineLvl w:val="0"/>
     </w:pPr>
     <w:rPr>
@@ -4932,7 +4937,7 @@
     <w:pPr>
       <w:keepNext/>
       <w:keepLines/>
-      <w:spacing w:after="50" w:before="140"/>
+      <w:spacing w:after="50" w:before="100"/>
       <w:outlineLvl w:val="1"/>
     </w:pPr>
     <w:rPr>
@@ -4955,7 +4960,7 @@
     <w:pPr>
       <w:keepNext/>
       <w:keepLines/>
-      <w:spacing w:after="40" w:before="120"/>
+      <w:spacing w:after="40" w:before="80"/>
       <w:outlineLvl w:val="2"/>
     </w:pPr>
     <w:rPr>
@@ -5001,7 +5006,7 @@
     <w:pPr>
       <w:keepNext/>
       <w:keepLines/>
-      <w:spacing w:after="40" w:before="80"/>
+      <w:spacing w:after="40" w:before="60"/>
       <w:outlineLvl w:val="4"/>
     </w:pPr>
     <w:rPr>
@@ -5022,7 +5027,7 @@
     <w:pPr>
       <w:keepNext/>
       <w:keepLines/>
-      <w:spacing w:after="0" w:before="40"/>
+      <w:spacing w:after="0" w:before="60"/>
       <w:outlineLvl w:val="5"/>
     </w:pPr>
     <w:rPr>
@@ -5045,7 +5050,7 @@
     <w:pPr>
       <w:keepNext/>
       <w:keepLines/>
-      <w:spacing w:after="0" w:before="40"/>
+      <w:spacing w:after="0" w:before="60"/>
       <w:outlineLvl w:val="6"/>
     </w:pPr>
     <w:rPr>
@@ -5066,7 +5071,7 @@
     <w:pPr>
       <w:keepNext/>
       <w:keepLines/>
-      <w:spacing w:after="0"/>
+      <w:spacing w:after="0" w:before="60"/>
       <w:outlineLvl w:val="7"/>
     </w:pPr>
     <w:rPr>
@@ -5089,7 +5094,7 @@
     <w:pPr>
       <w:keepNext/>
       <w:keepLines/>
-      <w:spacing w:after="0"/>
+      <w:spacing w:after="0" w:before="60"/>
       <w:outlineLvl w:val="8"/>
     </w:pPr>
     <w:rPr>
@@ -5224,7 +5229,7 @@
     <w:unhideWhenUsed/>
     <w:qFormat/>
     <w:pPr>
-      <w:spacing w:after="50" w:before="50"/>
+      <w:spacing w:after="50" w:before="0"/>
       <w:ind w:firstLine="0" w:left="480" w:right="480"/>
     </w:pPr>
   </w:style>
@@ -5244,7 +5249,7 @@
     <w:unhideWhenUsed/>
     <w:qFormat/>
     <w:pPr>
-      <w:spacing w:after="100" w:before="100"/>
+      <w:spacing w:after="100" w:before="0"/>
       <w:ind w:firstLine="0" w:left="480" w:right="480"/>
     </w:pPr>
   </w:style>
@@ -5291,7 +5296,7 @@
     <w:pPr>
       <w:keepNext/>
       <w:keepLines/>
-      <w:spacing w:after="0"/>
+      <w:spacing w:after="0" w:before="0"/>
     </w:pPr>
     <w:rPr>
       <w:b/>
@@ -5316,6 +5321,7 @@
     <w:name w:val="Table Caption"/>
     <w:basedOn w:val="Caption"/>
     <w:pPr>
+      <w:spacing w:before="0"/>
       <w:keepNext/>
     </w:pPr>
   </w:style>
@@ -5331,6 +5337,7 @@
     <w:name w:val="Captioned Figure"/>
     <w:basedOn w:val="Figure"/>
     <w:pPr>
+      <w:spacing w:before="0"/>
       <w:keepNext/>
     </w:pPr>
   </w:style>
@@ -5373,7 +5380,7 @@
     <w:unhideWhenUsed/>
     <w:qFormat/>
     <w:pPr>
-      <w:spacing w:before="240" w:line="259" w:lineRule="auto"/>
+      <w:spacing w:before="0" w:line="259" w:lineRule="auto"/>
       <w:outlineLvl w:val="9"/>
     </w:pPr>
     <w:rPr>
